--- a/labs/lab01/report/_output/security-modeling-lab01-report.docx
+++ b/labs/lab01/report/_output/security-modeling-lab01-report.docx
@@ -2311,7 +2311,7 @@
         <w:rPr>
           <w:rStyle w:val="VerbatimChar"/>
         </w:rPr>
-        <w:t xml:space="preserve">  Activating project at `C:\Users\arist\Github\study_2025-2026_mathmod\labs\lab01\project`</w:t>
+        <w:t xml:space="preserve">  Activating project at `C:\Users\arist\Github\2026-1--study--security-modeling\labs\lab01\project`</w:t>
       </w:r>
     </w:p>
     <w:p>
@@ -2322,7 +2322,7 @@
         <w:rPr>
           <w:rStyle w:val="VerbatimChar"/>
         </w:rPr>
-        <w:t xml:space="preserve">"C:\\Users\\arist\\Github\\study_2025-2026_mathmod\\labs\\lab01\\project\\data"</w:t>
+        <w:t xml:space="preserve">"C:\\Users\\arist\\Github\\2026-1--study--security-modeling\\labs\\lab01\\project\\data"</w:t>
       </w:r>
     </w:p>
     <w:bookmarkEnd w:id="80"/>
@@ -3497,7 +3497,7 @@
         <w:rPr>
           <w:rStyle w:val="VerbatimChar"/>
         </w:rPr>
-        <w:t xml:space="preserve">"C:\\Users\\arist\\Github\\study_2025-2026_mathmod\\labs\\lab01\\project\\plots\\exponential_growth_α=0.3.png"</w:t>
+        <w:t xml:space="preserve">"C:\\Users\\arist\\Github\\2026-1--study--security-modeling\\labs\\lab01\\project\\plots\\exponential_growth_α=0.3.png"</w:t>
       </w:r>
     </w:p>
     <w:bookmarkEnd w:id="87"/>
@@ -4287,7 +4287,7 @@
         <w:rPr>
           <w:rStyle w:val="VerbatimChar"/>
         </w:rPr>
-        <w:t xml:space="preserve">  Activating project at `C:\Users\arist\Github\study_2025-2026_mathmod\labs\lab01\project`</w:t>
+        <w:t xml:space="preserve">  Activating project at `C:\Users\arist\Github\2026-1--study--security-modeling\labs\lab01\project`</w:t>
       </w:r>
     </w:p>
     <w:p>
@@ -4431,7 +4431,7 @@
         <w:rPr>
           <w:rStyle w:val="VerbatimChar"/>
         </w:rPr>
-        <w:t xml:space="preserve">"C:\\Users\\arist\\Github\\study_2025-2026_mathmod\\labs\\lab01\\project\\data"</w:t>
+        <w:t xml:space="preserve">"C:\\Users\\arist\\Github\\2026-1--study--security-modeling\\labs\\lab01\\project\\data"</w:t>
       </w:r>
     </w:p>
     <w:bookmarkEnd w:id="91"/>
@@ -6226,7 +6226,7 @@
         <w:rPr>
           <w:rStyle w:val="VerbatimChar"/>
         </w:rPr>
-        <w:t xml:space="preserve"> Файл результатов: C:\Users\arist\Github\study_2025-2026_mathmod\labs\lab01\project\data\single\exp_growth_experiment_name=base_experiment_saveat=0.1_α=0.3.jld2</w:t>
+        <w:t xml:space="preserve"> Файл результатов: C:\Users\arist\Github\2026-1--study--security-modeling\labs\lab01\project\data\single\exp_growth_experiment_name=base_experiment_saveat=0.1_α=0.3.jld2</w:t>
       </w:r>
     </w:p>
     <w:bookmarkEnd w:id="95"/>
@@ -6627,7 +6627,7 @@
         <w:rPr>
           <w:rStyle w:val="VerbatimChar"/>
         </w:rPr>
-        <w:t xml:space="preserve">"C:\\Users\\arist\\Github\\study_2025-2026_mathmod\\labs\\lab01\\project\\plots\\single_experiment.png"</w:t>
+        <w:t xml:space="preserve">"C:\\Users\\arist\\Github\\2026-1--study--security-modeling\\labs\\lab01\\project\\plots\\single_experiment.png"</w:t>
       </w:r>
     </w:p>
     <w:bookmarkEnd w:id="100"/>
@@ -9342,7 +9342,7 @@
         <w:rPr>
           <w:rStyle w:val="VerbatimChar"/>
         </w:rPr>
-        <w:t xml:space="preserve">"C:\\Users\\arist\\Github\\study_2025-2026_mathmod\\labs\\lab01\\project\\plots\\parametric_scan_comparison.png"</w:t>
+        <w:t xml:space="preserve">"C:\\Users\\arist\\Github\\2026-1--study--security-modeling\\labs\\lab01\\project\\plots\\parametric_scan_comparison.png"</w:t>
       </w:r>
     </w:p>
     <w:p>
@@ -9984,7 +9984,7 @@
         <w:rPr>
           <w:rStyle w:val="VerbatimChar"/>
         </w:rPr>
-        <w:t xml:space="preserve">"C:\\Users\\arist\\Github\\study_2025-2026_mathmod\\labs\\lab01\\project\\plots\\doubling_time_vs_alpha.png"</w:t>
+        <w:t xml:space="preserve">"C:\\Users\\arist\\Github\\2026-1--study--security-modeling\\labs\\lab01\\project\\plots\\doubling_time_vs_alpha.png"</w:t>
       </w:r>
     </w:p>
     <w:bookmarkEnd w:id="115"/>
@@ -11129,7 +11129,7 @@
         <w:rPr>
           <w:rStyle w:val="VerbatimChar"/>
         </w:rPr>
-        <w:t xml:space="preserve"> Среднее время: 0.0001 сек</w:t>
+        <w:t xml:space="preserve"> Среднее время: 0.0003 сек</w:t>
       </w:r>
       <w:r>
         <w:br/>
@@ -11150,7 +11150,7 @@
         <w:rPr>
           <w:rStyle w:val="VerbatimChar"/>
         </w:rPr>
-        <w:t xml:space="preserve"> Среднее время: 0.0001 сек</w:t>
+        <w:t xml:space="preserve"> Среднее время: 0.0003 сек</w:t>
       </w:r>
       <w:r>
         <w:br/>
@@ -11171,7 +11171,7 @@
         <w:rPr>
           <w:rStyle w:val="VerbatimChar"/>
         </w:rPr>
-        <w:t xml:space="preserve"> Среднее время: 0.0001 сек</w:t>
+        <w:t xml:space="preserve"> Среднее время: 0.0003 сек</w:t>
       </w:r>
       <w:r>
         <w:br/>
@@ -11192,7 +11192,7 @@
         <w:rPr>
           <w:rStyle w:val="VerbatimChar"/>
         </w:rPr>
-        <w:t xml:space="preserve"> Среднее время: 0.0001 сек</w:t>
+        <w:t xml:space="preserve"> Среднее время: 0.0003 сек</w:t>
       </w:r>
       <w:r>
         <w:br/>
@@ -11213,7 +11213,7 @@
         <w:rPr>
           <w:rStyle w:val="VerbatimChar"/>
         </w:rPr>
-        <w:t xml:space="preserve"> Среднее время: 0.0001 сек</w:t>
+        <w:t xml:space="preserve"> Среднее время: 0.0003 сек</w:t>
       </w:r>
     </w:p>
     <w:p>
@@ -11612,7 +11612,7 @@
         <w:rPr>
           <w:rStyle w:val="VerbatimChar"/>
         </w:rPr>
-        <w:t xml:space="preserve">"C:\\Users\\arist\\Github\\study_2025-2026_mathmod\\labs\\lab01\\project\\plots\\computation_time_vs_alpha.png"</w:t>
+        <w:t xml:space="preserve">"C:\\Users\\arist\\Github\\2026-1--study--security-modeling\\labs\\lab01\\project\\plots\\computation_time_vs_alpha.png"</w:t>
       </w:r>
     </w:p>
     <w:bookmarkEnd w:id="120"/>
